--- a/docs/entrega_u1/editables/4_Manual_Tecnico.docx
+++ b/docs/entrega_u1/editables/4_Manual_Tecnico.docx
@@ -64,6 +64,11 @@
     </w:p>
     <w:p>
       <w:r>
+        <w:t>Roles propuestos para la exposición: Max — integración y programación; Neil — diseño pedagógico y pruebas; Allcca — arte e interfaz. Confirmar distribución real con el grupo.</w:t>
+      </w:r>
+    </w:p>
+    <w:p>
+      <w:r>
         <w:t>Docente: Mtro. Jhamer Anderson Rojas Silva.</w:t>
       </w:r>
     </w:p>
@@ -91,6 +96,11 @@
     <w:p>
       <w:r>
         <w:t>Aplicación cliente con HTML, CSS, SVG y JavaScript ES modules. Herramientas verificadas: Node 24.15.0, Vite 8.3.4, Vitest 5.0.5 y ESLint 10.13.0. No usa backend ni datos personales. La versión autónoma empaqueta los recursos para abrirse localmente.</w:t>
+      </w:r>
+    </w:p>
+    <w:p>
+      <w:r>
+        <w:t>Tabla 1. Módulos principales y responsabilidad. Fuente: código del proyecto.</w:t>
       </w:r>
     </w:p>
     <w:tbl>
@@ -333,7 +343,7 @@
       <w:r>
         <w:drawing>
           <wp:inline xmlns:a="http://schemas.openxmlformats.org/drawingml/2006/main" xmlns:pic="http://schemas.openxmlformats.org/drawingml/2006/picture">
-            <wp:extent cx="5220000" cy="2936250"/>
+            <wp:extent cx="5220000" cy="2088000"/>
             <wp:docPr id="1" name="Picture 1"/>
             <wp:cNvGraphicFramePr>
               <a:graphicFrameLocks noChangeAspect="1"/>
@@ -342,7 +352,7 @@
               <a:graphicData uri="http://schemas.openxmlformats.org/drawingml/2006/picture">
                 <pic:pic>
                   <pic:nvPicPr>
-                    <pic:cNvPr id="0" name="05_peso.png"/>
+                    <pic:cNvPr id="0" name="arquitectura.png"/>
                     <pic:cNvPicPr/>
                   </pic:nvPicPr>
                   <pic:blipFill>
@@ -354,7 +364,7 @@
                   <pic:spPr>
                     <a:xfrm>
                       <a:off x="0" y="0"/>
-                      <a:ext cx="5220000" cy="2936250"/>
+                      <a:ext cx="5220000" cy="2088000"/>
                     </a:xfrm>
                     <a:prstGeom prst="rect"/>
                   </pic:spPr>
@@ -374,7 +384,58 @@
           <w:i/>
           <w:sz w:val="18"/>
         </w:rPr>
-        <w:t>Figura 1. Escena de área en el juego.</w:t>
+        <w:t>Figura 1. Módulos implementados y sus dependencias. Fuente: elaboración propia.</w:t>
+      </w:r>
+    </w:p>
+    <w:p>
+      <w:pPr>
+        <w:jc w:val="center"/>
+      </w:pPr>
+      <w:r>
+        <w:drawing>
+          <wp:inline xmlns:a="http://schemas.openxmlformats.org/drawingml/2006/main" xmlns:pic="http://schemas.openxmlformats.org/drawingml/2006/picture">
+            <wp:extent cx="5220000" cy="2088000"/>
+            <wp:docPr id="2" name="Picture 2"/>
+            <wp:cNvGraphicFramePr>
+              <a:graphicFrameLocks noChangeAspect="1"/>
+            </wp:cNvGraphicFramePr>
+            <a:graphic>
+              <a:graphicData uri="http://schemas.openxmlformats.org/drawingml/2006/picture">
+                <pic:pic>
+                  <pic:nvPicPr>
+                    <pic:cNvPr id="0" name="pipeline.png"/>
+                    <pic:cNvPicPr/>
+                  </pic:nvPicPr>
+                  <pic:blipFill>
+                    <a:blip r:embed="rId11"/>
+                    <a:stretch>
+                      <a:fillRect/>
+                    </a:stretch>
+                  </pic:blipFill>
+                  <pic:spPr>
+                    <a:xfrm>
+                      <a:off x="0" y="0"/>
+                      <a:ext cx="5220000" cy="2088000"/>
+                    </a:xfrm>
+                    <a:prstGeom prst="rect"/>
+                  </pic:spPr>
+                </pic:pic>
+              </a:graphicData>
+            </a:graphic>
+          </wp:inline>
+        </w:drawing>
+      </w:r>
+    </w:p>
+    <w:p>
+      <w:pPr>
+        <w:jc w:val="center"/>
+      </w:pPr>
+      <w:r>
+        <w:rPr>
+          <w:i/>
+          <w:sz w:val="18"/>
+        </w:rPr>
+        <w:t>Figura 2. Del gesto al resultado visual. Fuente: elaboración propia.</w:t>
       </w:r>
     </w:p>
     <w:p>
@@ -397,7 +458,38 @@
     </w:p>
     <w:p>
       <w:r>
+        <w:t>M = T(x,y) · R(θ) · S(sx,sy).                                          (1)</w:t>
+      </w:r>
+    </w:p>
+    <w:p>
+      <w:pPr>
+        <w:pStyle w:val="Code"/>
+      </w:pPr>
+      <w:r>
+        <w:t>// src/playable.js: composición afín para ubicar a Nilo</w:t>
+        <w:br/>
+        <w:t>const matrix = Mat3.multiply(Mat3.multiply(</w:t>
+        <w:br/>
+        <w:t xml:space="preserve">  Mat3.translation(x, y), Mat3.rotation(tilt * Math.PI / 180)),</w:t>
+        <w:br/>
+        <w:t xml:space="preserve">  Mat3.scale(scale, scale));</w:t>
+      </w:r>
+    </w:p>
+    <w:p>
+      <w:r>
         <w:t>Cohen–Sutherland asigna códigos de región izquierdo, derecho, superior e inferior. Si ambos extremos tienen código cero, acepta el segmento; si comparten un bit externo, lo rechaza; en otro caso, calcula la intersección con el borde y repite. Los caminos del pincel usan este recorte antes de formar su ruta SVG visible.</w:t>
+      </w:r>
+    </w:p>
+    <w:p>
+      <w:pPr>
+        <w:pStyle w:val="Code"/>
+      </w:pPr>
+      <w:r>
+        <w:t>// src/clipping/CohenSutherland.js: rechazo trivial</w:t>
+        <w:br/>
+        <w:t>if (!(ca | cb)) return [a, b];  // ambos dentro del viewport</w:t>
+        <w:br/>
+        <w:t>if (ca &amp; cb) return null;       // fuera por el mismo lado</w:t>
       </w:r>
     </w:p>
     <w:p>
@@ -425,7 +517,31 @@
     </w:p>
     <w:p>
       <w:r>
+        <w:t>t = ((q−p)×s)/(r×s); u = ((q−p)×r)/(r×s).                           (2)</w:t>
+      </w:r>
+    </w:p>
+    <w:p>
+      <w:pPr>
+        <w:pStyle w:val="Code"/>
+      </w:pPr>
+      <w:r>
+        <w:t>// src/collision/Collisions.js: tramo de intersección exacta</w:t>
+        <w:br/>
+        <w:t>if (Math.abs(den) &lt; 1e-9) return null; // paralelas</w:t>
+        <w:br/>
+        <w:t>if (t &lt; 0 || t &gt; 1 || u &lt; 0 || u &gt; 1) return null;</w:t>
+        <w:br/>
+        <w:t>return { x: a.x + t*(b.x-a.x), y: a.y + t*(b.y-a.y), t, u };</w:t>
+      </w:r>
+    </w:p>
+    <w:p>
+      <w:r>
         <w:t>Área: A=b·h; la escena cuantiza dimensiones a 5 u para hacer construible el valor 1200 u². Vector: componentes Δx,Δy y ángulo atan2. Rampa: inclinación atan2(−Δy,Δx). Órbita: cierre del contorno y dispersión de radios. Polígono: número de lados y cierre. La lógica de cada escena está en src/playable.js; los cálculos reutilizables están en src/geometry/.</w:t>
+      </w:r>
+    </w:p>
+    <w:p>
+      <w:r>
+        <w:t>A = base × altura = 40 u × 30 u = 1200 u².                         (3)</w:t>
       </w:r>
     </w:p>
     <w:p>
@@ -435,8 +551,8 @@
       <w:r>
         <w:drawing>
           <wp:inline xmlns:a="http://schemas.openxmlformats.org/drawingml/2006/main" xmlns:pic="http://schemas.openxmlformats.org/drawingml/2006/picture">
-            <wp:extent cx="5220000" cy="2936250"/>
-            <wp:docPr id="2" name="Picture 2"/>
+            <wp:extent cx="4860000" cy="2733750"/>
+            <wp:docPr id="3" name="Picture 3"/>
             <wp:cNvGraphicFramePr>
               <a:graphicFrameLocks noChangeAspect="1"/>
             </wp:cNvGraphicFramePr>
@@ -448,7 +564,7 @@
                     <pic:cNvPicPr/>
                   </pic:nvPicPr>
                   <pic:blipFill>
-                    <a:blip r:embed="rId11"/>
+                    <a:blip r:embed="rId12"/>
                     <a:stretch>
                       <a:fillRect/>
                     </a:stretch>
@@ -456,7 +572,7 @@
                   <pic:spPr>
                     <a:xfrm>
                       <a:off x="0" y="0"/>
-                      <a:ext cx="5220000" cy="2936250"/>
+                      <a:ext cx="4860000" cy="2733750"/>
                     </a:xfrm>
                     <a:prstGeom prst="rect"/>
                   </pic:spPr>
@@ -476,7 +592,7 @@
           <w:i/>
           <w:sz w:val="18"/>
         </w:rPr>
-        <w:t>Figura 2. Láseres con colisiones entre segmentos.</w:t>
+        <w:t>Figura 3. Láseres con colisiones entre segmentos. Fuente: captura propia, 20/10/2026.</w:t>
       </w:r>
     </w:p>
     <w:p>
@@ -552,6 +668,152 @@
     </w:p>
     <w:p>
       <w:r>
+        <w:t>Tabla 2. Rendimiento local de algoritmos en Node v24.15.0, Windows. Cada tiempo es la mediana de cinco rondas de 100 000 llamadas tras calentamiento. Fuente: scripts/bench-graphics.mjs.</w:t>
+      </w:r>
+    </w:p>
+    <w:tbl>
+      <w:tblPr>
+        <w:tblStyle w:val="TableGrid"/>
+        <w:tblW w:type="auto" w:w="0"/>
+        <w:jc w:val="center"/>
+        <w:tblLook w:firstColumn="1" w:firstRow="1" w:lastColumn="0" w:lastRow="0" w:noHBand="0" w:noVBand="1" w:val="04A0"/>
+      </w:tblPr>
+      <w:tblGrid>
+        <w:gridCol w:w="3024"/>
+        <w:gridCol w:w="3024"/>
+        <w:gridCol w:w="3024"/>
+      </w:tblGrid>
+      <w:tr>
+        <w:tc>
+          <w:tcPr>
+            <w:tcW w:type="dxa" w:w="3024"/>
+          </w:tcPr>
+          <w:p>
+            <w:r>
+              <w:t>Operación</w:t>
+            </w:r>
+          </w:p>
+        </w:tc>
+        <w:tc>
+          <w:tcPr>
+            <w:tcW w:type="dxa" w:w="3024"/>
+          </w:tcPr>
+          <w:p>
+            <w:r>
+              <w:t>Tiempo local</w:t>
+            </w:r>
+          </w:p>
+        </w:tc>
+        <w:tc>
+          <w:tcPr>
+            <w:tcW w:type="dxa" w:w="3024"/>
+          </w:tcPr>
+          <w:p>
+            <w:r>
+              <w:t>Alcance</w:t>
+            </w:r>
+          </w:p>
+        </w:tc>
+      </w:tr>
+      <w:tr>
+        <w:tc>
+          <w:tcPr>
+            <w:tcW w:type="dxa" w:w="3024"/>
+          </w:tcPr>
+          <w:p>
+            <w:r>
+              <w:t>Matriz 3×3 y punto</w:t>
+            </w:r>
+          </w:p>
+        </w:tc>
+        <w:tc>
+          <w:tcPr>
+            <w:tcW w:type="dxa" w:w="3024"/>
+          </w:tcPr>
+          <w:p>
+            <w:r>
+              <w:t>13.75 ms</w:t>
+            </w:r>
+          </w:p>
+        </w:tc>
+        <w:tc>
+          <w:tcPr>
+            <w:tcW w:type="dxa" w:w="3024"/>
+          </w:tcPr>
+          <w:p>
+            <w:r>
+              <w:t>Sin SVG</w:t>
+            </w:r>
+          </w:p>
+        </w:tc>
+      </w:tr>
+      <w:tr>
+        <w:tc>
+          <w:tcPr>
+            <w:tcW w:type="dxa" w:w="3024"/>
+          </w:tcPr>
+          <w:p>
+            <w:r>
+              <w:t>Clipping de segmento</w:t>
+            </w:r>
+          </w:p>
+        </w:tc>
+        <w:tc>
+          <w:tcPr>
+            <w:tcW w:type="dxa" w:w="3024"/>
+          </w:tcPr>
+          <w:p>
+            <w:r>
+              <w:t>5.02 ms</w:t>
+            </w:r>
+          </w:p>
+        </w:tc>
+        <w:tc>
+          <w:tcPr>
+            <w:tcW w:type="dxa" w:w="3024"/>
+          </w:tcPr>
+          <w:p>
+            <w:r>
+              <w:t>Sin renderizado</w:t>
+            </w:r>
+          </w:p>
+        </w:tc>
+      </w:tr>
+      <w:tr>
+        <w:tc>
+          <w:tcPr>
+            <w:tcW w:type="dxa" w:w="3024"/>
+          </w:tcPr>
+          <w:p>
+            <w:r>
+              <w:t>Intersección de segmentos</w:t>
+            </w:r>
+          </w:p>
+        </w:tc>
+        <w:tc>
+          <w:tcPr>
+            <w:tcW w:type="dxa" w:w="3024"/>
+          </w:tcPr>
+          <w:p>
+            <w:r>
+              <w:t>1.92 ms</w:t>
+            </w:r>
+          </w:p>
+        </w:tc>
+        <w:tc>
+          <w:tcPr>
+            <w:tcW w:type="dxa" w:w="3024"/>
+          </w:tcPr>
+          <w:p>
+            <w:r>
+              <w:t>Sin FPS</w:t>
+            </w:r>
+          </w:p>
+        </w:tc>
+      </w:tr>
+    </w:tbl>
+    <w:p>
+      <w:r>
         <w:t>Límites: las unidades dependen del espacio de escena, el reconocimiento aproxima trazos, y aún no hay evaluación controlada de aprendizaje. La adaptación a pantallas pequeñas y dispositivos antiguos requiere prueba adicional. No se recogen datos personales de niños en el juego.</w:t>
       </w:r>
     </w:p>
@@ -562,8 +824,8 @@
       <w:r>
         <w:drawing>
           <wp:inline xmlns:a="http://schemas.openxmlformats.org/drawingml/2006/main" xmlns:pic="http://schemas.openxmlformats.org/drawingml/2006/picture">
-            <wp:extent cx="5220000" cy="2936250"/>
-            <wp:docPr id="3" name="Picture 3"/>
+            <wp:extent cx="5040000" cy="2835000"/>
+            <wp:docPr id="4" name="Picture 4"/>
             <wp:cNvGraphicFramePr>
               <a:graphicFrameLocks noChangeAspect="1"/>
             </wp:cNvGraphicFramePr>
@@ -575,7 +837,7 @@
                     <pic:cNvPicPr/>
                   </pic:nvPicPr>
                   <pic:blipFill>
-                    <a:blip r:embed="rId12"/>
+                    <a:blip r:embed="rId13"/>
                     <a:stretch>
                       <a:fillRect/>
                     </a:stretch>
@@ -583,7 +845,7 @@
                   <pic:spPr>
                     <a:xfrm>
                       <a:off x="0" y="0"/>
-                      <a:ext cx="5220000" cy="2936250"/>
+                      <a:ext cx="5040000" cy="2835000"/>
                     </a:xfrm>
                     <a:prstGeom prst="rect"/>
                   </pic:spPr>
@@ -603,7 +865,7 @@
           <w:i/>
           <w:sz w:val="18"/>
         </w:rPr>
-        <w:t>Figura 3. Escena orbital de la versión actual.</w:t>
+        <w:t>Figura 4. Escena orbital de la versión actual. Fuente: captura propia, 20/10/2026.</w:t>
       </w:r>
     </w:p>
     <w:p>
@@ -12708,6 +12970,16 @@
         <w:shd w:val="clear" w:color="auto" w:fill="FBCAA2" w:themeFill="accent6" w:themeFillTint="7F"/>
       </w:tcPr>
     </w:tblStylePr>
+  </w:style>
+  <w:style w:type="paragraph" w:customStyle="1" w:styleId="Code">
+    <w:name w:val="Code"/>
+    <w:pPr>
+      <w:spacing w:after="120" w:line="252" w:lineRule="auto"/>
+    </w:pPr>
+    <w:rPr>
+      <w:rFonts w:ascii="Consolas" w:hAnsi="Consolas"/>
+      <w:sz w:val="17"/>
+    </w:rPr>
   </w:style>
 </w:styles>
 </file>
